--- a/docs/demo-industrial-fmi/deliverables/Jneopallium-Industrial-LoopGuardian-Test-Report-EN.docx
+++ b/docs/demo-industrial-fmi/deliverables/Jneopallium-Industrial-LoopGuardian-Test-Report-EN.docx
@@ -814,7 +814,7 @@
           <w:color w:val="141B2E"/>
           <w:sz w:val="21"/>
         </w:rPr>
-        <w:t>The honest limitations (read this carefully)</w:t>
+        <w:t>Layer 5 — The machine-health condition-monitoring subsystem</w:t>
       </w:r>
     </w:p>
     <w:p>
@@ -837,6 +837,29 @@
           <w:color w:val="141B2E"/>
           <w:sz w:val="21"/>
         </w:rPr>
+        <w:t>The honest limitations (read this carefully)</w:t>
+      </w:r>
+    </w:p>
+    <w:p>
+      <w:pPr>
+        <w:spacing w:after="80"/>
+        <w:ind w:left="144"/>
+      </w:pPr>
+      <w:r>
+        <w:rPr>
+          <w:rFonts w:ascii="Calibri" w:hAnsi="Calibri"/>
+          <w:b/>
+          <w:color w:val="102A54"/>
+          <w:sz w:val="21"/>
+        </w:rPr>
+        <w:t xml:space="preserve">12.  </w:t>
+      </w:r>
+      <w:r>
+        <w:rPr>
+          <w:rFonts w:ascii="Calibri" w:hAnsi="Calibri"/>
+          <w:color w:val="141B2E"/>
+          <w:sz w:val="21"/>
+        </w:rPr>
         <w:t>Overall verdict</w:t>
       </w:r>
     </w:p>
@@ -852,7 +875,7 @@
           <w:color w:val="102A54"/>
           <w:sz w:val="21"/>
         </w:rPr>
-        <w:t xml:space="preserve">12.  </w:t>
+        <w:t xml:space="preserve">13.  </w:t>
       </w:r>
       <w:r>
         <w:rPr>
@@ -7646,6 +7669,473 @@
           <w:color w:val="102A54"/>
           <w:sz w:val="34"/>
         </w:rPr>
+        <w:t>Layer 5 — The machine-health condition-monitoring subsystem</w:t>
+      </w:r>
+    </w:p>
+    <w:p>
+      <w:pPr>
+        <w:spacing w:after="120"/>
+      </w:pPr>
+      <w:r>
+        <w:rPr>
+          <w:rFonts w:ascii="Calibri" w:hAnsi="Calibri"/>
+          <w:i w:val="0"/>
+          <w:color w:val="141B2E"/>
+          <w:sz w:val="21"/>
+        </w:rPr>
+        <w:t xml:space="preserve">The updated model adds a multimodal </w:t>
+      </w:r>
+      <w:r>
+        <w:rPr>
+          <w:rFonts w:ascii="Calibri" w:hAnsi="Calibri"/>
+          <w:b/>
+          <w:i w:val="0"/>
+          <w:color w:val="141B2E"/>
+          <w:sz w:val="21"/>
+        </w:rPr>
+        <w:t>machine-health</w:t>
+      </w:r>
+      <w:r>
+        <w:rPr>
+          <w:rFonts w:ascii="Calibri" w:hAnsi="Calibri"/>
+          <w:i w:val="0"/>
+          <w:color w:val="141B2E"/>
+          <w:sz w:val="21"/>
+        </w:rPr>
+        <w:t xml:space="preserve"> (acoustic + vibration) condition-monitoring subsystem, implemented and verified as a Java runtime layer (</w:t>
+      </w:r>
+      <w:r>
+        <w:rPr>
+          <w:rFonts w:ascii="Consolas" w:hAnsi="Consolas"/>
+          <w:color w:val="102A54"/>
+          <w:sz w:val="20"/>
+        </w:rPr>
+        <w:t>status: JAVA_RUNTIME_IMPLEMENTED</w:t>
+      </w:r>
+      <w:r>
+        <w:rPr>
+          <w:rFonts w:ascii="Calibri" w:hAnsi="Calibri"/>
+          <w:i w:val="0"/>
+          <w:color w:val="141B2E"/>
+          <w:sz w:val="21"/>
+        </w:rPr>
+        <w:t>). It is read-only / shadow / advisory and is covered by the module's Java test suite alongside the maintenance-and-energy network.</w:t>
+      </w:r>
+    </w:p>
+    <w:tbl>
+      <w:tblPr>
+        <w:tblW w:type="auto" w:w="0"/>
+        <w:jc w:val="center"/>
+        <w:tblLook w:firstColumn="1" w:firstRow="1" w:lastColumn="0" w:lastRow="0" w:noHBand="0" w:noVBand="1" w:val="04A0"/>
+        <w:tblBorders>
+          <w:top w:val="single" w:sz="4" w:space="0" w:color="D6DBE5"/>
+          <w:left w:val="single" w:sz="4" w:space="0" w:color="D6DBE5"/>
+          <w:bottom w:val="single" w:sz="4" w:space="0" w:color="D6DBE5"/>
+          <w:right w:val="single" w:sz="4" w:space="0" w:color="D6DBE5"/>
+          <w:insideH w:val="single" w:sz="4" w:space="0" w:color="D6DBE5"/>
+          <w:insideV w:val="single" w:sz="4" w:space="0" w:color="D6DBE5"/>
+        </w:tblBorders>
+      </w:tblPr>
+      <w:tblGrid>
+        <w:gridCol w:w="4586"/>
+        <w:gridCol w:w="4586"/>
+      </w:tblGrid>
+      <w:tr>
+        <w:tc>
+          <w:tcPr>
+            <w:tcW w:type="dxa" w:w="2736"/>
+            <w:shd w:val="clear" w:color="auto" w:fill="102A54"/>
+            <w:tcMar>
+              <w:top w:w="60" w:type="dxa"/>
+              <w:bottom w:w="60" w:type="dxa"/>
+              <w:start w:w="110" w:type="dxa"/>
+              <w:end w:w="110" w:type="dxa"/>
+            </w:tcMar>
+            <w:vAlign w:val="center"/>
+          </w:tcPr>
+          <w:p>
+            <w:pPr>
+              <w:spacing w:after="0"/>
+            </w:pPr>
+            <w:r>
+              <w:rPr>
+                <w:rFonts w:ascii="Calibri" w:hAnsi="Calibri"/>
+                <w:b/>
+                <w:color w:val="FFFFFF"/>
+                <w:sz w:val="19"/>
+              </w:rPr>
+              <w:t>Aspect</w:t>
+            </w:r>
+          </w:p>
+        </w:tc>
+        <w:tc>
+          <w:tcPr>
+            <w:tcW w:type="dxa" w:w="7056"/>
+            <w:shd w:val="clear" w:color="auto" w:fill="102A54"/>
+            <w:tcMar>
+              <w:top w:w="60" w:type="dxa"/>
+              <w:bottom w:w="60" w:type="dxa"/>
+              <w:start w:w="110" w:type="dxa"/>
+              <w:end w:w="110" w:type="dxa"/>
+            </w:tcMar>
+            <w:vAlign w:val="center"/>
+          </w:tcPr>
+          <w:p>
+            <w:pPr>
+              <w:spacing w:after="0"/>
+            </w:pPr>
+            <w:r>
+              <w:rPr>
+                <w:rFonts w:ascii="Calibri" w:hAnsi="Calibri"/>
+                <w:b/>
+                <w:color w:val="FFFFFF"/>
+                <w:sz w:val="19"/>
+              </w:rPr>
+              <w:t>What it provides</w:t>
+            </w:r>
+          </w:p>
+        </w:tc>
+      </w:tr>
+      <w:tr>
+        <w:tc>
+          <w:tcPr>
+            <w:tcW w:type="dxa" w:w="2736"/>
+            <w:shd w:val="clear" w:color="auto" w:fill="F4F7FB"/>
+            <w:tcMar>
+              <w:top w:w="60" w:type="dxa"/>
+              <w:bottom w:w="60" w:type="dxa"/>
+              <w:start w:w="110" w:type="dxa"/>
+              <w:end w:w="110" w:type="dxa"/>
+            </w:tcMar>
+            <w:vAlign w:val="center"/>
+          </w:tcPr>
+          <w:p>
+            <w:pPr>
+              <w:spacing w:after="0" w:line="252" w:lineRule="auto"/>
+            </w:pPr>
+            <w:r>
+              <w:rPr>
+                <w:rFonts w:ascii="Calibri" w:hAnsi="Calibri"/>
+                <w:i w:val="0"/>
+                <w:color w:val="141B2E"/>
+                <w:sz w:val="19"/>
+              </w:rPr>
+              <w:t>Feature families</w:t>
+            </w:r>
+          </w:p>
+        </w:tc>
+        <w:tc>
+          <w:tcPr>
+            <w:tcW w:type="dxa" w:w="7056"/>
+            <w:shd w:val="clear" w:color="auto" w:fill="F4F7FB"/>
+            <w:tcMar>
+              <w:top w:w="60" w:type="dxa"/>
+              <w:bottom w:w="60" w:type="dxa"/>
+              <w:start w:w="110" w:type="dxa"/>
+              <w:end w:w="110" w:type="dxa"/>
+            </w:tcMar>
+            <w:vAlign w:val="center"/>
+          </w:tcPr>
+          <w:p>
+            <w:pPr>
+              <w:spacing w:after="0" w:line="252" w:lineRule="auto"/>
+            </w:pPr>
+            <w:r>
+              <w:rPr>
+                <w:rFonts w:ascii="Calibri" w:hAnsi="Calibri"/>
+                <w:i w:val="0"/>
+                <w:color w:val="141B2E"/>
+                <w:sz w:val="19"/>
+              </w:rPr>
+              <w:t>acoustic RMS / crest / spectral centroid; vibration RMS / envelope / crest; speed-normalised score; operating regime; domain-shift; cross-sensor consistency</w:t>
+            </w:r>
+          </w:p>
+        </w:tc>
+      </w:tr>
+      <w:tr>
+        <w:tc>
+          <w:tcPr>
+            <w:tcW w:type="dxa" w:w="2736"/>
+            <w:shd w:val="clear" w:color="auto" w:fill="FFFFFF"/>
+            <w:tcMar>
+              <w:top w:w="60" w:type="dxa"/>
+              <w:bottom w:w="60" w:type="dxa"/>
+              <w:start w:w="110" w:type="dxa"/>
+              <w:end w:w="110" w:type="dxa"/>
+            </w:tcMar>
+            <w:vAlign w:val="center"/>
+          </w:tcPr>
+          <w:p>
+            <w:pPr>
+              <w:spacing w:after="0" w:line="252" w:lineRule="auto"/>
+            </w:pPr>
+            <w:r>
+              <w:rPr>
+                <w:rFonts w:ascii="Calibri" w:hAnsi="Calibri"/>
+                <w:i w:val="0"/>
+                <w:color w:val="141B2E"/>
+                <w:sz w:val="19"/>
+              </w:rPr>
+              <w:t>Fault outputs</w:t>
+            </w:r>
+          </w:p>
+        </w:tc>
+        <w:tc>
+          <w:tcPr>
+            <w:tcW w:type="dxa" w:w="7056"/>
+            <w:shd w:val="clear" w:color="auto" w:fill="FFFFFF"/>
+            <w:tcMar>
+              <w:top w:w="60" w:type="dxa"/>
+              <w:bottom w:w="60" w:type="dxa"/>
+              <w:start w:w="110" w:type="dxa"/>
+              <w:end w:w="110" w:type="dxa"/>
+            </w:tcMar>
+            <w:vAlign w:val="center"/>
+          </w:tcPr>
+          <w:p>
+            <w:pPr>
+              <w:spacing w:after="0" w:line="252" w:lineRule="auto"/>
+            </w:pPr>
+            <w:r>
+              <w:rPr>
+                <w:rFonts w:ascii="Calibri" w:hAnsi="Calibri"/>
+                <w:i w:val="0"/>
+                <w:color w:val="141B2E"/>
+                <w:sz w:val="19"/>
+              </w:rPr>
+              <w:t>bearing damage, cavitation, imbalance, sensor fault, unknown anomaly</w:t>
+            </w:r>
+          </w:p>
+        </w:tc>
+      </w:tr>
+      <w:tr>
+        <w:tc>
+          <w:tcPr>
+            <w:tcW w:type="dxa" w:w="2736"/>
+            <w:shd w:val="clear" w:color="auto" w:fill="F4F7FB"/>
+            <w:tcMar>
+              <w:top w:w="60" w:type="dxa"/>
+              <w:bottom w:w="60" w:type="dxa"/>
+              <w:start w:w="110" w:type="dxa"/>
+              <w:end w:w="110" w:type="dxa"/>
+            </w:tcMar>
+            <w:vAlign w:val="center"/>
+          </w:tcPr>
+          <w:p>
+            <w:pPr>
+              <w:spacing w:after="0" w:line="252" w:lineRule="auto"/>
+            </w:pPr>
+            <w:r>
+              <w:rPr>
+                <w:rFonts w:ascii="Calibri" w:hAnsi="Calibri"/>
+                <w:i w:val="0"/>
+                <w:color w:val="141B2E"/>
+                <w:sz w:val="19"/>
+              </w:rPr>
+              <w:t>Advisory shape</w:t>
+            </w:r>
+          </w:p>
+        </w:tc>
+        <w:tc>
+          <w:tcPr>
+            <w:tcW w:type="dxa" w:w="7056"/>
+            <w:shd w:val="clear" w:color="auto" w:fill="F4F7FB"/>
+            <w:tcMar>
+              <w:top w:w="60" w:type="dxa"/>
+              <w:bottom w:w="60" w:type="dxa"/>
+              <w:start w:w="110" w:type="dxa"/>
+              <w:end w:w="110" w:type="dxa"/>
+            </w:tcMar>
+            <w:vAlign w:val="center"/>
+          </w:tcPr>
+          <w:p>
+            <w:pPr>
+              <w:spacing w:after="0" w:line="252" w:lineRule="auto"/>
+            </w:pPr>
+            <w:r>
+              <w:rPr>
+                <w:rFonts w:ascii="Calibri" w:hAnsi="Calibri"/>
+                <w:i w:val="0"/>
+                <w:color w:val="141B2E"/>
+                <w:sz w:val="19"/>
+              </w:rPr>
+              <w:t>health score, anomaly probability, per-fault probabilities, unknown-anomaly, domain-shift, uncertainty</w:t>
+            </w:r>
+          </w:p>
+        </w:tc>
+      </w:tr>
+      <w:tr>
+        <w:tc>
+          <w:tcPr>
+            <w:tcW w:type="dxa" w:w="2736"/>
+            <w:shd w:val="clear" w:color="auto" w:fill="FFFFFF"/>
+            <w:tcMar>
+              <w:top w:w="60" w:type="dxa"/>
+              <w:bottom w:w="60" w:type="dxa"/>
+              <w:start w:w="110" w:type="dxa"/>
+              <w:end w:w="110" w:type="dxa"/>
+            </w:tcMar>
+            <w:vAlign w:val="center"/>
+          </w:tcPr>
+          <w:p>
+            <w:pPr>
+              <w:spacing w:after="0" w:line="252" w:lineRule="auto"/>
+            </w:pPr>
+            <w:r>
+              <w:rPr>
+                <w:rFonts w:ascii="Calibri" w:hAnsi="Calibri"/>
+                <w:i w:val="0"/>
+                <w:color w:val="141B2E"/>
+                <w:sz w:val="19"/>
+              </w:rPr>
+              <w:t>Safety boundary</w:t>
+            </w:r>
+          </w:p>
+        </w:tc>
+        <w:tc>
+          <w:tcPr>
+            <w:tcW w:type="dxa" w:w="7056"/>
+            <w:shd w:val="clear" w:color="auto" w:fill="FFFFFF"/>
+            <w:tcMar>
+              <w:top w:w="60" w:type="dxa"/>
+              <w:bottom w:w="60" w:type="dxa"/>
+              <w:start w:w="110" w:type="dxa"/>
+              <w:end w:w="110" w:type="dxa"/>
+            </w:tcMar>
+            <w:vAlign w:val="center"/>
+          </w:tcPr>
+          <w:p>
+            <w:pPr>
+              <w:spacing w:after="0" w:line="252" w:lineRule="auto"/>
+            </w:pPr>
+            <w:r>
+              <w:rPr>
+                <w:rFonts w:ascii="Consolas" w:hAnsi="Consolas"/>
+                <w:color w:val="102A54"/>
+                <w:sz w:val="18"/>
+              </w:rPr>
+              <w:t>MachineHealthAdvisorySignal</w:t>
+            </w:r>
+            <w:r>
+              <w:rPr>
+                <w:rFonts w:ascii="Calibri" w:hAnsi="Calibri"/>
+                <w:i w:val="0"/>
+                <w:color w:val="141B2E"/>
+                <w:sz w:val="19"/>
+              </w:rPr>
+              <w:t xml:space="preserve"> never writes actuator commands; interlocks / safety gate / operator override remain authoritative</w:t>
+            </w:r>
+          </w:p>
+        </w:tc>
+      </w:tr>
+    </w:tbl>
+    <w:p>
+      <w:pPr>
+        <w:spacing w:after="0" w:before="0"/>
+      </w:pPr>
+      <w:r>
+        <w:rPr>
+          <w:sz w:val="12"/>
+        </w:rPr>
+      </w:r>
+    </w:p>
+    <w:tbl>
+      <w:tblPr>
+        <w:tblW w:type="auto" w:w="0"/>
+        <w:jc w:val="center"/>
+        <w:tblLook w:firstColumn="1" w:firstRow="1" w:lastColumn="0" w:lastRow="0" w:noHBand="0" w:noVBand="1" w:val="04A0"/>
+        <w:tblBorders>
+          <w:top w:val="single" w:sz="4" w:space="0" w:color="FBF1E0"/>
+          <w:left w:val="single" w:sz="4" w:space="0" w:color="FBF1E0"/>
+          <w:bottom w:val="single" w:sz="4" w:space="0" w:color="FBF1E0"/>
+          <w:right w:val="single" w:sz="4" w:space="0" w:color="FBF1E0"/>
+          <w:insideH w:val="single" w:sz="4" w:space="0" w:color="FBF1E0"/>
+          <w:insideV w:val="single" w:sz="4" w:space="0" w:color="FBF1E0"/>
+        </w:tblBorders>
+      </w:tblPr>
+      <w:tblGrid>
+        <w:gridCol w:w="9173"/>
+      </w:tblGrid>
+      <w:tr>
+        <w:tc>
+          <w:tcPr>
+            <w:tcW w:type="dxa" w:w="9173"/>
+            <w:shd w:val="clear" w:color="auto" w:fill="FBF1E0"/>
+            <w:tcMar>
+              <w:top w:w="120" w:type="dxa"/>
+              <w:bottom w:w="120" w:type="dxa"/>
+              <w:start w:w="160" w:type="dxa"/>
+              <w:end w:w="160" w:type="dxa"/>
+            </w:tcMar>
+            <w:tcBorders>
+              <w:left w:val="single" w:sz="24" w:space="0" w:color="C88A1A"/>
+            </w:tcBorders>
+          </w:tcPr>
+          <w:p>
+            <w:pPr>
+              <w:spacing w:after="60"/>
+            </w:pPr>
+            <w:r>
+              <w:rPr>
+                <w:rFonts w:ascii="Calibri" w:hAnsi="Calibri"/>
+                <w:b/>
+                <w:color w:val="C88A1A"/>
+                <w:sz w:val="21"/>
+              </w:rPr>
+              <w:t>Machine-health is engineered, not yet field-validated</w:t>
+            </w:r>
+          </w:p>
+          <w:p>
+            <w:pPr>
+              <w:spacing w:after="0"/>
+            </w:pPr>
+            <w:r>
+              <w:rPr>
+                <w:rFonts w:ascii="Calibri" w:hAnsi="Calibri"/>
+                <w:i w:val="0"/>
+                <w:color w:val="141B2E"/>
+                <w:sz w:val="20"/>
+              </w:rPr>
+              <w:t>The condition-monitoring runtime is implemented, wired, and unit-tested. But its real-world detection quality must be earned on the public benchmarks it targets (MIMII, DCASE, Paderborn) and on authorised site telemetry — which is exactly why its domain-shift and uncertainty outputs exist, and why it stays read-only / shadow until that validation is recorded.</w:t>
+            </w:r>
+          </w:p>
+        </w:tc>
+      </w:tr>
+    </w:tbl>
+    <w:p>
+      <w:pPr>
+        <w:spacing w:after="0" w:before="0"/>
+      </w:pPr>
+      <w:r>
+        <w:rPr>
+          <w:sz w:val="12"/>
+        </w:rPr>
+      </w:r>
+    </w:p>
+    <w:p>
+      <w:pPr>
+        <w:keepNext/>
+        <w:spacing w:before="320" w:after="40"/>
+        <w:pBdr>
+          <w:bottom w:val="single" w:sz="10" w:space="4" w:color="102A54"/>
+        </w:pBdr>
+      </w:pPr>
+      <w:r>
+        <w:rPr>
+          <w:rFonts w:ascii="Calibri" w:hAnsi="Calibri"/>
+          <w:b/>
+          <w:color w:val="102A54"/>
+          <w:sz w:val="34"/>
+        </w:rPr>
+        <w:t xml:space="preserve">11  </w:t>
+      </w:r>
+      <w:r>
+        <w:rPr>
+          <w:rFonts w:ascii="Calibri" w:hAnsi="Calibri"/>
+          <w:b/>
+          <w:color w:val="102A54"/>
+          <w:sz w:val="34"/>
+        </w:rPr>
         <w:t>The honest limitations (read this carefully)</w:t>
       </w:r>
     </w:p>
@@ -7839,7 +8329,7 @@
           <w:color w:val="102A54"/>
           <w:sz w:val="34"/>
         </w:rPr>
-        <w:t xml:space="preserve">11  </w:t>
+        <w:t xml:space="preserve">12  </w:t>
       </w:r>
       <w:r>
         <w:rPr>
@@ -7923,7 +8413,7 @@
           <w:color w:val="102A54"/>
           <w:sz w:val="34"/>
         </w:rPr>
-        <w:t xml:space="preserve">12  </w:t>
+        <w:t xml:space="preserve">13  </w:t>
       </w:r>
       <w:r>
         <w:rPr>
